--- a/download-documents/Curriculum Vitae - Pepijn Emmers.docx
+++ b/download-documents/Curriculum Vitae - Pepijn Emmers.docx
@@ -264,12 +264,9 @@
       <w:r>
         <w:rPr>
           <w:rFonts w:ascii="Arial" w:hAnsi="Arial" w:cs="Arial"/>
-          <w:b/>
-          <w:bCs/>
-          <w:sz w:val="32"/>
-          <w:szCs w:val="24"/>
-        </w:rPr>
-        <w:t>**</w:t>
+          <w:sz w:val="24"/>
+        </w:rPr>
+        <w:t>Kastanjelaan-west 181</w:t>
       </w:r>
     </w:p>
     <w:p>
@@ -528,7 +525,6 @@
         <w:rPr>
           <w:rFonts w:ascii="Arial" w:hAnsi="Arial" w:cs="Arial"/>
           <w:sz w:val="24"/>
-          <w:vertAlign w:val="superscript"/>
         </w:rPr>
       </w:pPr>
       <w:r>
@@ -551,15 +547,7 @@
           <w:sz w:val="24"/>
         </w:rPr>
         <w:tab/>
-      </w:r>
-      <w:r>
-        <w:rPr>
-          <w:rFonts w:ascii="Arial" w:hAnsi="Arial" w:cs="Arial"/>
-          <w:b/>
-          <w:bCs/>
-          <w:sz w:val="24"/>
-        </w:rPr>
-        <w:t>**</w:t>
+        <w:t>0619971811</w:t>
       </w:r>
     </w:p>
     <w:p>
@@ -1244,90 +1232,6 @@
           <w:sz w:val="24"/>
         </w:rPr>
         <w:t>Gamen/Netflix kijken</w:t>
-      </w:r>
-    </w:p>
-    <w:p>
-      <w:pPr>
-        <w:spacing w:after="160" w:line="259" w:lineRule="auto"/>
-        <w:rPr>
-          <w:rFonts w:ascii="Arial" w:hAnsi="Arial" w:cs="Arial"/>
-          <w:bCs/>
-          <w:sz w:val="24"/>
-          <w:lang w:val="en-US"/>
-        </w:rPr>
-      </w:pPr>
-    </w:p>
-    <w:p>
-      <w:pPr>
-        <w:spacing w:after="160" w:line="259" w:lineRule="auto"/>
-        <w:rPr>
-          <w:rFonts w:ascii="Arial" w:hAnsi="Arial" w:cs="Arial"/>
-          <w:bCs/>
-          <w:sz w:val="24"/>
-        </w:rPr>
-      </w:pPr>
-      <w:r>
-        <w:rPr>
-          <w:rFonts w:ascii="Arial" w:hAnsi="Arial" w:cs="Arial"/>
-          <w:b/>
-          <w:sz w:val="24"/>
-        </w:rPr>
-        <w:t>**</w:t>
-      </w:r>
-      <w:r>
-        <w:rPr>
-          <w:rFonts w:ascii="Arial" w:hAnsi="Arial" w:cs="Arial"/>
-          <w:bCs/>
-          <w:i/>
-          <w:iCs/>
-          <w:sz w:val="22"/>
-          <w:szCs w:val="18"/>
-        </w:rPr>
-        <w:t>S</w:t>
-      </w:r>
-      <w:r>
-        <w:rPr>
-          <w:rFonts w:ascii="Arial" w:hAnsi="Arial" w:cs="Arial"/>
-          <w:bCs/>
-          <w:i/>
-          <w:iCs/>
-          <w:sz w:val="22"/>
-          <w:szCs w:val="18"/>
-        </w:rPr>
-        <w:t xml:space="preserve">tuur me een </w:t>
-      </w:r>
-      <w:r>
-        <w:rPr>
-          <w:rFonts w:ascii="Arial" w:hAnsi="Arial" w:cs="Arial"/>
-          <w:bCs/>
-          <w:i/>
-          <w:iCs/>
-          <w:sz w:val="22"/>
-          <w:szCs w:val="18"/>
-        </w:rPr>
-        <w:t>e-mail</w:t>
-      </w:r>
-      <w:r>
-        <w:rPr>
-          <w:rFonts w:ascii="Arial" w:hAnsi="Arial" w:cs="Arial"/>
-          <w:bCs/>
-          <w:i/>
-          <w:iCs/>
-          <w:sz w:val="22"/>
-          <w:szCs w:val="18"/>
-        </w:rPr>
-        <w:t xml:space="preserve"> voor de</w:t>
-      </w:r>
-      <w:r>
-        <w:rPr>
-          <w:rFonts w:ascii="Arial" w:hAnsi="Arial" w:cs="Arial"/>
-          <w:bCs/>
-          <w:i/>
-          <w:iCs/>
-          <w:sz w:val="22"/>
-          <w:szCs w:val="18"/>
-        </w:rPr>
-        <w:t>ze gegevens</w:t>
       </w:r>
     </w:p>
     <w:sectPr>
